--- a/Output/מטלה מסכמת - דיני עונשין (גרסה סופית).docx
+++ b/Output/מטלה מסכמת - דיני עונשין (גרסה סופית).docx
@@ -302,7 +302,7 @@
           <w:rFonts w:ascii="David" w:hAnsi="David" w:cs="David" w:hint="cs"/>
           <w:rtl/>
         </w:rPr>
-        <w:t xml:space="preserve"> בנסיבות המקרה, לפי עדות ארז, האקדח נמסר לנאשם לשימוש ספציפי כנגד המנוח, ובכך הוכן המכשיר. בנוסף, התקרבותו של הנאשם ודריכת נשקו אל עבר המנוח מגבשות תנאי זה, בהיותן רצף פיזי המקדם את ביצוע הירי.</w:t>
+        <w:t xml:space="preserve"> לפי עדות ארז, האקדח נמסר לנאשם לשימוש ספציפי כנגד המנוח. מסירה זו אמנם מתיישבת גם עם התגוננות, אך תנאי ההכנה הוא פיזי ואינו בוחן את מטרת ההצטיידות. לכן, די בהכנת האקדח ששימש להמתה. כמו כן, דריכת הנשק וההתקרבות מגבשות תנאי זה.</w:t>
       </w:r>
     </w:p>
     <w:p>

--- a/Output/מטלה מסכמת - דיני עונשין (גרסה סופית).docx
+++ b/Output/מטלה מסכמת - דיני עונשין (גרסה סופית).docx
@@ -302,7 +302,7 @@
           <w:rFonts w:ascii="David" w:hAnsi="David" w:cs="David" w:hint="cs"/>
           <w:rtl/>
         </w:rPr>
-        <w:t xml:space="preserve"> לפי עדות ארז, האקדח נמסר לנאשם לשימוש ספציפי כנגד המנוח. מסירה זו אמנם מתיישבת גם עם התגוננות, אך תנאי ההכנה הוא פיזי ואינו בוחן את מטרת ההצטיידות. לכן, די בהכנת האקדח ששימש להמתה. כמו כן, דריכת הנשק וההתקרבות מגבשות תנאי זה.</w:t>
+        <w:t xml:space="preserve"> לפי עדות ארז, האקדח נמסר לנאשם לשימוש ספציפי כנגד המנוח. מסירה זו אמנם מלמדת על היערכות מוקדמת, אך ההכנה נבחנת לפי פעולות המהוות חלק ממעשה ההמתה עצמו. לכן, דריכת הנשק וההתקרבות למנוח הן שמגבשות תנאי זה.</w:t>
       </w:r>
     </w:p>
     <w:p>
@@ -412,7 +412,7 @@
           <w:rFonts w:ascii="David" w:hAnsi="David" w:cs="David" w:hint="cs"/>
           <w:rtl/>
         </w:rPr>
-        <w:t xml:space="preserve">לאור האמור, ניתן להצדיק את הרשעת המחוזי בעבירת רצח בכוונה תחילה. ההחלטה להמית מבוססת על אמירתו של הנאשם ורצף פעולותיו. ההכנה מתעצבת לאור הכנת המכשיר, דריכת הנשק וההתקרבות למנוח. היעדר הקנטור נלמד מהמרחק בין האיומים לבין הירי. על אף פחדו המתמשך של הנאשם, אין בכך כדי להמעיט מעבירת הרצח ומהפגיעה באינטרס המוגן של המנוח.</w:t>
+        <w:t xml:space="preserve">לאור האמור, ניתן להצדיק את הרשעת המחוזי בעבירת רצח בכוונה תחילה. ההחלטה להמית מבוססת על אמירתו של הנאשם ורצף פעולותיו. ההכנה מתעצבת לאור דריכת הנשק וההתקרבות למנוח. היעדר הקנטור נלמד מהמרחק בין האיומים לבין הירי. על אף פחדו המתמשך של הנאשם, אין בכך כדי להמעיט מעבירת הרצח ומהפגיעה באינטרס המוגן של המנוח.</w:t>
       </w:r>
       <w:r>
         <w:rPr>
@@ -2262,6 +2262,52 @@
       </w:r>
     </w:p>
   </w:footnote>
+  <w:footnote w:id="5">
+    <w:p>
+      <w:pPr>
+        <w:pStyle w:val="ae"/>
+      </w:pPr>
+      <w:r>
+        <w:rPr>
+          <w:rStyle w:val="af0"/>
+        </w:rPr>
+        <w:footnoteRef/>
+      </w:r>
+      <w:r>
+        <w:t xml:space="preserve"> </w:t>
+      </w:r>
+      <w:r>
+        <w:rPr>
+          <w:rFonts w:ascii="David" w:hAnsi="David" w:cs="David" w:hint="cs"/>
+          <w:rtl/>
+        </w:rPr>
+        <w:t xml:space="preserve">תפ"ח (מחוזי ב"ש) 1172-07 מדינת ישראל נ' איטל, פס' 100 לפסק דינה של השופטת ר' יפה-כ"ץ (נבו 23.5.2011); ע"פ 2760/14 אוחיון נ' מדינת ישראל, פס' 61–62 לפסק דינה של השופטת ד' ברק-ארז (נבו 7.10.2015) (להלן: עניין אוחיון).</w:t>
+      </w:r>
+    </w:p>
+  </w:footnote>
+  <w:footnote w:id="6">
+    <w:p>
+      <w:pPr>
+        <w:pStyle w:val="ae"/>
+      </w:pPr>
+      <w:r>
+        <w:rPr>
+          <w:rStyle w:val="af0"/>
+        </w:rPr>
+        <w:footnoteRef/>
+      </w:r>
+      <w:r>
+        <w:t xml:space="preserve"> </w:t>
+      </w:r>
+      <w:r>
+        <w:rPr>
+          <w:rFonts w:ascii="David" w:hAnsi="David" w:cs="David" w:hint="cs"/>
+          <w:rtl/>
+        </w:rPr>
+        <w:t xml:space="preserve">עניין אוחיון, לעיל ה"ש 5, בפס' 60; ע"פ 8328/17 ג'בר נ' מדינת ישראל, פס' 11 לפסק דינו של השופט הנדל (נבו 28.7.2019) (להלן: עניין ג'בר).</w:t>
+      </w:r>
+    </w:p>
+  </w:footnote>
   <w:footnote w:id="7">
     <w:p>
       <w:pPr>
@@ -2281,7 +2327,30 @@
           <w:rFonts w:ascii="David" w:hAnsi="David" w:cs="David" w:hint="cs"/>
           <w:rtl/>
         </w:rPr>
-        <w:t xml:space="preserve">פרשת אוחיון, לעיל ה"ש 5, בפס' 61, 65 לפסק דינה של השופטת ברק-ארז.</w:t>
+        <w:t xml:space="preserve">עניין אוחיון, לעיל ה"ש 5, בפס' 61, 65.</w:t>
+      </w:r>
+    </w:p>
+  </w:footnote>
+  <w:footnote w:id="8">
+    <w:p>
+      <w:pPr>
+        <w:pStyle w:val="ae"/>
+      </w:pPr>
+      <w:r>
+        <w:rPr>
+          <w:rStyle w:val="af0"/>
+        </w:rPr>
+        <w:footnoteRef/>
+      </w:r>
+      <w:r>
+        <w:t xml:space="preserve"> </w:t>
+      </w:r>
+      <w:r>
+        <w:rPr>
+          <w:rFonts w:ascii="David" w:hAnsi="David" w:cs="David" w:hint="cs"/>
+          <w:rtl/>
+        </w:rPr>
+        <w:t xml:space="preserve">ת"פ (באר שבע) 27212-01-21 מדינת ישראל נ' שיף, בעמ' 14 (נבו 9.11.2021) (להלן: עניין שיף).</w:t>
       </w:r>
     </w:p>
   </w:footnote>
@@ -2304,7 +2373,7 @@
           <w:rFonts w:ascii="David" w:hAnsi="David" w:cs="David" w:hint="cs"/>
           <w:rtl/>
         </w:rPr>
-        <w:t xml:space="preserve">פרשת ג'בר, לעיל ה"ש 6, בפס' 11 לפסק דינו של השופט הנדל; פרשת אוחיון, לעיל ה"ש 5, בפס' 69 לפסק דינה של השופטת ברק-ארז.</w:t>
+        <w:t xml:space="preserve">עניין ג'בר, לעיל ה"ש 6, בפס' 11; עניין אוחיון, לעיל ה"ש 5, בפס' 69.</w:t>
       </w:r>
     </w:p>
   </w:footnote>
@@ -2327,7 +2396,99 @@
           <w:rFonts w:ascii="David" w:hAnsi="David" w:cs="David" w:hint="cs"/>
           <w:rtl/>
         </w:rPr>
-        <w:t xml:space="preserve">פרשת אוחיון, לעיל ה"ש 5, בפס' 69 לפסק דינה של השופטת ברק-ארז.</w:t>
+        <w:t xml:space="preserve">עניין אוחיון, לעיל ה"ש 5, בפס' 69; קרמניצר וגנאים, לעיל ה"ש 1, בעמ' 214, ה"ש 1071.</w:t>
+      </w:r>
+    </w:p>
+  </w:footnote>
+  <w:footnote w:id="12">
+    <w:p>
+      <w:pPr>
+        <w:pStyle w:val="ae"/>
+      </w:pPr>
+      <w:r>
+        <w:rPr>
+          <w:rStyle w:val="af0"/>
+        </w:rPr>
+        <w:footnoteRef/>
+      </w:r>
+      <w:r>
+        <w:t xml:space="preserve"> </w:t>
+      </w:r>
+      <w:r>
+        <w:rPr>
+          <w:rFonts w:ascii="David" w:hAnsi="David" w:cs="David" w:hint="cs"/>
+          <w:rtl/>
+        </w:rPr>
+        <w:t xml:space="preserve">עניין ג'בר, לעיל ה"ש 6, בפס' 11.</w:t>
+      </w:r>
+    </w:p>
+  </w:footnote>
+  <w:footnote w:id="13">
+    <w:p>
+      <w:pPr>
+        <w:pStyle w:val="ae"/>
+      </w:pPr>
+      <w:r>
+        <w:rPr>
+          <w:rStyle w:val="af0"/>
+        </w:rPr>
+        <w:footnoteRef/>
+      </w:r>
+      <w:r>
+        <w:t xml:space="preserve"> </w:t>
+      </w:r>
+      <w:r>
+        <w:rPr>
+          <w:rFonts w:ascii="David" w:hAnsi="David" w:cs="David" w:hint="cs"/>
+          <w:rtl/>
+        </w:rPr>
+        <w:t xml:space="preserve">ע"פ 746/14 היילו נ' מדינת ישראל, פס' 73 לפסק דינו של השופט מלצר (נבו 31.5.2016).</w:t>
+      </w:r>
+    </w:p>
+  </w:footnote>
+  <w:footnote w:id="14">
+    <w:p>
+      <w:pPr>
+        <w:pStyle w:val="ae"/>
+      </w:pPr>
+      <w:r>
+        <w:rPr>
+          <w:rStyle w:val="af0"/>
+        </w:rPr>
+        <w:footnoteRef/>
+      </w:r>
+      <w:r>
+        <w:t xml:space="preserve"> </w:t>
+      </w:r>
+      <w:r>
+        <w:rPr>
+          <w:rFonts w:ascii="David" w:hAnsi="David" w:cs="David" w:hint="cs"/>
+          <w:rtl/>
+        </w:rPr>
+        <w:t xml:space="preserve">עניין אוחיון, לעיל ה"ש 5, בפס' 67–68.</w:t>
+      </w:r>
+    </w:p>
+  </w:footnote>
+  <w:footnote w:id="15">
+    <w:p>
+      <w:pPr>
+        <w:pStyle w:val="ae"/>
+      </w:pPr>
+      <w:r>
+        <w:rPr>
+          <w:rStyle w:val="af0"/>
+        </w:rPr>
+        <w:footnoteRef/>
+      </w:r>
+      <w:r>
+        <w:t xml:space="preserve"> </w:t>
+      </w:r>
+      <w:r>
+        <w:rPr>
+          <w:rFonts w:ascii="David" w:hAnsi="David" w:cs="David" w:hint="cs"/>
+          <w:rtl/>
+        </w:rPr>
+        <w:t xml:space="preserve">עניין שיף, לעיל ה"ש 8, בעמ' 8.</w:t>
       </w:r>
     </w:p>
   </w:footnote>
@@ -2350,7 +2511,7 @@
           <w:rFonts w:ascii="David" w:hAnsi="David" w:cs="David" w:hint="cs"/>
           <w:rtl/>
         </w:rPr>
-        <w:t xml:space="preserve">תפ"ח (מחוזי ב"ש) 40015-09-10 מדינת ישראל נ' פלונית, פס' 10 לפסק דינה של השופטת יפה-כ"ץ (נבו 30.1.2012) (להלן: עניין פלונית); פרשת שיף, לעיל ה"ש 8, בעמ' 12.</w:t>
+        <w:t xml:space="preserve">תפ"ח (מחוזי ב"ש) 40015-09-10 מדינת ישראל נ' פלונית, פס' 10 לפסק דינה של סגנית הנשיא ר' יפה-כ"ץ (נבו 30.1.2012) (להלן: עניין פלונית); עניין שיף, לעיל ה"ש 8, בעמ' 12.</w:t>
       </w:r>
     </w:p>
   </w:footnote>
@@ -2373,7 +2534,7 @@
           <w:rFonts w:ascii="David" w:hAnsi="David" w:cs="David" w:hint="cs"/>
           <w:rtl/>
         </w:rPr>
-        <w:t xml:space="preserve">פרשת אוחיון, לעיל ה"ש 5, בפס' 40, 43–44, 46–47 לפסק דינה של השופטת ברק-ארז.</w:t>
+        <w:t xml:space="preserve">עניין אוחיון, לעיל ה"ש 5, בפס' 40, 43–44, 46–47.</w:t>
       </w:r>
     </w:p>
   </w:footnote>
@@ -2396,7 +2557,7 @@
           <w:rFonts w:ascii="David" w:hAnsi="David" w:cs="David" w:hint="cs"/>
           <w:rtl/>
         </w:rPr>
-        <w:t xml:space="preserve">פרשת שיף, לעיל ה"ש 8, בעמ' 11–12; עניין פלונית, לעיל ה"ש 17, בפס' 12; ע"פ 2167/12 פלונית נ' מדינת ישראל, פס' י"ד, ט"ז, י"ט לפסק דינו של השופט רובינשטיין (נבו 17.3.2013) (הערעור על גובה העונש התקבל והעונש הופחת ל-7 שנים ו-6 חודשים).</w:t>
+        <w:t xml:space="preserve">עניין שיף, לעיל ה"ש 8, בעמ' 11–12; עניין פלונית, לעיל ה"ש 17, בפס' 12, ובערעור: ע"פ 2167/12 פלונית נ' מדינת ישראל, פס' י"ד, ט"ז, י"ט לפסק דינו של השופט א' רובינשטיין (נבו 17.3.2013) (הערעור על גובה העונש התקבל).</w:t>
       </w:r>
     </w:p>
   </w:footnote>
@@ -2419,7 +2580,7 @@
           <w:rFonts w:ascii="David" w:hAnsi="David" w:cs="David" w:hint="cs"/>
           <w:rtl/>
         </w:rPr>
-        <w:t xml:space="preserve">תפ"ח (מחוזי ב"ש) 54701-11-17 מדינת ישראל נ' פלוני, בעמ' 67 לחוות דעתה של הנשיאה יפה-כ"ץ (נבו 18.9.2020).</w:t>
+        <w:t xml:space="preserve">תפ"ח (מחוזי ב"ש) 54701-11-17 מדינת ישראל נ' פלוני, בעמ' 67 לחוות דעתה של הנשיאה ר' יפה-כ"ץ (נבו 18.9.2020).</w:t>
       </w:r>
     </w:p>
   </w:footnote>
@@ -2442,7 +2603,7 @@
           <w:rFonts w:ascii="David" w:hAnsi="David" w:cs="David" w:hint="cs"/>
           <w:rtl/>
         </w:rPr>
-        <w:t xml:space="preserve">להמחשה, בפרשת אוחיון נסמכה הערכאה הדיונית על ביקור במקום שערכה בזירה כדי לבחון את גרסאות הצדדים אל מול הראיות: תפ"ח (מחוזי ב"ש) 34170-05-12 מדינת ישראל נ' אוחיון, בעמ' 47, 56 (נבו 9.3.2014); וההתערבות בממצא שנסמך עליו נדחתה בערעור, ראו פרשת אוחיון, לעיל ה"ש 5, בפס' 47 לפסק דינה של השופטת ברק-ארז.</w:t>
+        <w:t xml:space="preserve">להמחשה, בעניין אוחיון נסמכה הערכאה הדיונית על ביקור במקום שערכה בזירה כדי לבחון את גרסאות הצדדים אל מול הראיות: תפ"ח (מחוזי ב"ש) 34170-05-12 מדינת ישראל נ' אוחיון, פס' ___ לפסק דינה של סגנית הנשיא ר' יפה-כ"ץ (נבו 9.3.2014); וההתערבות בממצא שנסמך עליו נדחתה בערעור, ראו עניין אוחיון, לעיל ה"ש 5, בפס' 47.</w:t>
       </w:r>
     </w:p>
   </w:footnote>
@@ -2465,7 +2626,7 @@
           <w:rFonts w:ascii="David" w:hAnsi="David" w:cs="David" w:hint="cs"/>
           <w:rtl/>
         </w:rPr>
-        <w:t xml:space="preserve">והשוו תפ"ח (מחוזי ב"ש) 42839-01-13 מדינת ישראל נ' פלונית (קטינה), פס' 4–5 (לא פורסם, 14.7.2014), שם הורשעה הנאשמת ברצח בכוונה תחילה חרף מסכת התעללות קשה, ואולם משהייתה קטינה לא חל מאסר העולם שבחובה ונגזרו עליה 11 שנות מאסר.</w:t>
+        <w:t xml:space="preserve">והשוו תפ"ח (מחוזי ב"ש) 42839-01-13 מדינת ישראל נ' פלונית (קטינה), פס' 4–5 לגזר דינה של סגנית הנשיא ר' יפה-כ"ץ (לא פורסם, 14.7.2014), שם הורשעה הנאשמת ברצח בכוונה תחילה חרף מסכת התעללות קשה, ואולם משהייתה קטינה לא חל מאסר העולם שבחובה ונגזרו עליה 11 שנות מאסר.</w:t>
       </w:r>
     </w:p>
   </w:footnote>

--- a/Output/מטלה מסכמת - דיני עונשין (גרסה סופית).docx
+++ b/Output/מטלה מסכמת - דיני עונשין (גרסה סופית).docx
@@ -712,61 +712,26 @@
       </w:r>
       <w:r>
         <w:rPr>
-          <w:rFonts w:ascii="David" w:hAnsi="David" w:cs="David"/>
-          <w:rtl/>
-        </w:rPr>
-        <w:t xml:space="preserve">מרדכי </w:t>
-      </w:r>
-      <w:r>
-        <w:rPr>
-          <w:rFonts w:ascii="David" w:hAnsi="David" w:cs="David"/>
-          <w:rtl/>
-        </w:rPr>
-        <w:t xml:space="preserve">קרמניצר וחאלד גאנים </w:t>
-      </w:r>
-      <w:r>
-        <w:rPr>
-          <w:rFonts w:ascii="David" w:hAnsi="David" w:cs="David"/>
+          <w:rFonts w:ascii="David" w:hAnsi="David" w:cs="David" w:hint="cs"/>
+          <w:rtl/>
+        </w:rPr>
+        <w:t xml:space="preserve">מרדכי קרמניצר וחאלד גנאים </w:t>
+      </w:r>
+      <w:r>
+        <w:rPr>
+          <w:rFonts w:ascii="David" w:hAnsi="David" w:cs="David" w:hint="cs"/>
           <w:b/>
           <w:bCs/>
           <w:rtl/>
         </w:rPr>
-        <w:t xml:space="preserve">הרפורמה בעבירות ההמתה (2019) לאור עקרונות היסוד של המשפט ומחקר היסטורי והשוואתי </w:t>
-      </w:r>
-      <w:r>
-        <w:rPr>
-          <w:rFonts w:ascii="David" w:hAnsi="David" w:cs="David"/>
-          <w:rtl/>
-        </w:rPr>
-        <w:t>פרק רביעי</w:t>
-      </w:r>
-      <w:r>
-        <w:rPr>
-          <w:rFonts w:ascii="David" w:hAnsi="David" w:cs="David"/>
-          <w:rtl/>
-        </w:rPr>
-        <w:t xml:space="preserve"> </w:t>
-      </w:r>
-      <w:r>
-        <w:rPr>
-          <w:rFonts w:ascii="David" w:hAnsi="David" w:cs="David" w:hint="cs"/>
-          <w:rtl/>
-        </w:rPr>
-        <w:t xml:space="preserve">205 </w:t>
-      </w:r>
-      <w:r>
-        <w:rPr>
-          <w:rFonts w:ascii="David" w:hAnsi="David" w:cs="David"/>
-          <w:rtl/>
-        </w:rPr>
-        <w:t>(2020).</w:t>
-      </w:r>
-      <w:r>
-        <w:rPr>
-          <w:rFonts w:hint="cs"/>
-          <w:rtl/>
-        </w:rPr>
-        <w:t xml:space="preserve"> </w:t>
+        <w:t xml:space="preserve">הרפורמה בעבירות ההמתה לאור עקרונות היסוד של המשפט ומחקר היסטורי והשוואתי</w:t>
+      </w:r>
+      <w:r>
+        <w:rPr>
+          <w:rFonts w:ascii="David" w:hAnsi="David" w:cs="David" w:hint="cs"/>
+          <w:rtl/>
+        </w:rPr>
+        <w:t xml:space="preserve"> 205 (2020).</w:t>
       </w:r>
     </w:p>
   </w:footnote>
@@ -946,25 +911,14 @@
     <w:p>
       <w:pPr>
         <w:pStyle w:val="ae"/>
-        <w:rPr>
-          <w:rFonts w:ascii="David" w:hAnsi="David" w:cs="David"/>
-          <w:b/>
-          <w:bCs/>
-          <w:rtl/>
-        </w:rPr>
-      </w:pPr>
-      <w:r>
-        <w:rPr>
-          <w:rStyle w:val="af0"/>
-          <w:rFonts w:ascii="David" w:hAnsi="David" w:cs="David"/>
+      </w:pPr>
+      <w:r>
+        <w:rPr>
+          <w:rStyle w:val="af0"/>
         </w:rPr>
         <w:footnoteRef/>
       </w:r>
       <w:r>
-        <w:rPr>
-          <w:rFonts w:ascii="David" w:hAnsi="David" w:cs="David"/>
-          <w:rtl/>
-        </w:rPr>
         <w:t xml:space="preserve"> </w:t>
       </w:r>
       <w:r>
@@ -972,164 +926,7 @@
           <w:rFonts w:ascii="David" w:hAnsi="David" w:cs="David" w:hint="cs"/>
           <w:rtl/>
         </w:rPr>
-        <w:t xml:space="preserve">תפ"ח (באר שבע) 1172-07 </w:t>
-      </w:r>
-      <w:r>
-        <w:rPr>
-          <w:rFonts w:ascii="David" w:hAnsi="David" w:cs="David" w:hint="cs"/>
-          <w:b/>
-          <w:bCs/>
-          <w:rtl/>
-        </w:rPr>
-        <w:t>מדינת ישראל נ' איטל</w:t>
-      </w:r>
-      <w:r>
-        <w:rPr>
-          <w:rFonts w:ascii="David" w:hAnsi="David" w:cs="David" w:hint="cs"/>
-          <w:rtl/>
-        </w:rPr>
-        <w:t>, פס' 100 לפסק דינה של השופטת יפה-כץ (נבו 23.5.2011)</w:t>
-      </w:r>
-      <w:r>
-        <w:rPr>
-          <w:rFonts w:ascii="David" w:hAnsi="David" w:cs="David"/>
-        </w:rPr>
-        <w:t>;</w:t>
-      </w:r>
-      <w:r>
-        <w:rPr>
-          <w:rFonts w:ascii="David" w:hAnsi="David" w:cs="David" w:hint="cs"/>
-          <w:rtl/>
-        </w:rPr>
-        <w:t xml:space="preserve"> </w:t>
-      </w:r>
-      <w:r>
-        <w:rPr>
-          <w:rFonts w:ascii="David" w:hAnsi="David" w:cs="David" w:hint="cs"/>
-          <w:rtl/>
-        </w:rPr>
-        <w:t xml:space="preserve">ע"פ </w:t>
-      </w:r>
-      <w:r>
-        <w:rPr>
-          <w:rFonts w:ascii="David" w:hAnsi="David" w:cs="David" w:hint="cs"/>
-          <w:rtl/>
-        </w:rPr>
-        <w:t>2760</w:t>
-      </w:r>
-      <w:r>
-        <w:rPr>
-          <w:rFonts w:ascii="David" w:hAnsi="David" w:cs="David" w:hint="cs"/>
-          <w:rtl/>
-        </w:rPr>
-        <w:t>/14</w:t>
-      </w:r>
-      <w:r>
-        <w:rPr>
-          <w:rFonts w:ascii="David" w:hAnsi="David" w:cs="David" w:hint="cs"/>
-          <w:rtl/>
-        </w:rPr>
-        <w:t xml:space="preserve"> </w:t>
-      </w:r>
-      <w:r>
-        <w:rPr>
-          <w:rFonts w:ascii="David" w:hAnsi="David" w:cs="David" w:hint="cs"/>
-          <w:b/>
-          <w:bCs/>
-          <w:rtl/>
-        </w:rPr>
-        <w:t>אוחיון נ' מדינת ישראל</w:t>
-      </w:r>
-      <w:r>
-        <w:rPr>
-          <w:rFonts w:ascii="David" w:hAnsi="David" w:cs="David" w:hint="cs"/>
-          <w:rtl/>
-        </w:rPr>
-        <w:t>,</w:t>
-      </w:r>
-      <w:r>
-        <w:rPr>
-          <w:rFonts w:ascii="David" w:hAnsi="David" w:cs="David" w:hint="cs"/>
-          <w:rtl/>
-        </w:rPr>
-        <w:t xml:space="preserve"> </w:t>
-      </w:r>
-      <w:r>
-        <w:rPr>
-          <w:rFonts w:ascii="David" w:hAnsi="David" w:cs="David" w:hint="cs"/>
-          <w:rtl/>
-        </w:rPr>
-        <w:t xml:space="preserve">פס' </w:t>
-      </w:r>
-      <w:r>
-        <w:rPr>
-          <w:rFonts w:ascii="David" w:hAnsi="David" w:cs="David" w:hint="cs"/>
-          <w:rtl/>
-        </w:rPr>
-        <w:t>61</w:t>
-      </w:r>
-      <w:r>
-        <w:rPr>
-          <w:rFonts w:ascii="David" w:hAnsi="David" w:cs="David"/>
-          <w:rtl/>
-        </w:rPr>
-        <w:t>–</w:t>
-      </w:r>
-      <w:r>
-        <w:rPr>
-          <w:rFonts w:ascii="David" w:hAnsi="David" w:cs="David" w:hint="cs"/>
-          <w:rtl/>
-        </w:rPr>
-        <w:t>62</w:t>
-      </w:r>
-      <w:r>
-        <w:rPr>
-          <w:rFonts w:ascii="David" w:hAnsi="David" w:cs="David" w:hint="cs"/>
-          <w:rtl/>
-        </w:rPr>
-        <w:t xml:space="preserve"> לפסק דינה של השופטת </w:t>
-      </w:r>
-      <w:r>
-        <w:rPr>
-          <w:rFonts w:ascii="David" w:hAnsi="David" w:cs="David" w:hint="cs"/>
-          <w:rtl/>
-        </w:rPr>
-        <w:t>ברק</w:t>
-      </w:r>
-      <w:r>
-        <w:rPr>
-          <w:rFonts w:ascii="David" w:hAnsi="David" w:cs="David" w:hint="cs"/>
-          <w:rtl/>
-        </w:rPr>
-        <w:t>-ארז</w:t>
-      </w:r>
-      <w:r>
-        <w:rPr>
-          <w:rFonts w:ascii="David" w:hAnsi="David" w:cs="David" w:hint="cs"/>
-          <w:rtl/>
-        </w:rPr>
-        <w:t xml:space="preserve"> </w:t>
-      </w:r>
-      <w:r>
-        <w:rPr>
-          <w:rFonts w:ascii="David" w:hAnsi="David" w:cs="David" w:hint="cs"/>
-          <w:rtl/>
-        </w:rPr>
-        <w:t>(נבו 7.10.2015)</w:t>
-      </w:r>
-      <w:r>
-        <w:rPr>
-          <w:rFonts w:ascii="David" w:hAnsi="David" w:cs="David" w:hint="cs"/>
-          <w:rtl/>
-        </w:rPr>
-        <w:t>.</w:t>
-      </w:r>
-      <w:r>
-        <w:rPr>
-          <w:rFonts w:ascii="David" w:hAnsi="David" w:cs="David" w:hint="cs"/>
-          <w:rtl/>
-        </w:rPr>
-        <w:t xml:space="preserve"> </w:t>
+        <w:t xml:space="preserve">תפ"ח (מחוזי ב"ש) 1172-07 מדינת ישראל נ' איטל, פס' 100 לפסק דינה של השופטת ר' יפה-כ"ץ (נבו 23.5.2011); ע"פ 2760/14 אוחיון נ' מדינת ישראל, פס' 61–62 לפסק דינה של השופטת ד' ברק-ארז (נבו 7.10.2015) (להלן: עניין אוחיון).</w:t>
       </w:r>
     </w:p>
   </w:footnote>
@@ -1137,9 +934,6 @@
     <w:p>
       <w:pPr>
         <w:pStyle w:val="ae"/>
-        <w:rPr>
-          <w:rtl/>
-        </w:rPr>
       </w:pPr>
       <w:r>
         <w:rPr>
@@ -1148,81 +942,14 @@
         <w:footnoteRef/>
       </w:r>
       <w:r>
-        <w:rPr>
-          <w:rtl/>
-        </w:rPr>
         <w:t xml:space="preserve"> </w:t>
       </w:r>
       <w:r>
         <w:rPr>
-          <w:rFonts w:ascii="David" w:hAnsi="David" w:cs="David"/>
-          <w:rtl/>
-        </w:rPr>
-        <w:t xml:space="preserve">שם, </w:t>
-      </w:r>
-      <w:r>
-        <w:rPr>
-          <w:rFonts w:ascii="David" w:hAnsi="David" w:cs="David" w:hint="cs"/>
-          <w:rtl/>
-        </w:rPr>
-        <w:t>ב</w:t>
-      </w:r>
-      <w:r>
-        <w:rPr>
-          <w:rFonts w:ascii="David" w:hAnsi="David" w:cs="David"/>
-          <w:rtl/>
-        </w:rPr>
-        <w:t>פס' 60 לפסק דינה של השופטת ברק-ארז</w:t>
-      </w:r>
-      <w:r>
-        <w:rPr>
-          <w:rFonts w:ascii="David" w:hAnsi="David" w:cs="David"/>
-        </w:rPr>
-        <w:t>;</w:t>
-      </w:r>
-      <w:r>
-        <w:rPr>
-          <w:rFonts w:ascii="David" w:hAnsi="David" w:cs="David" w:hint="cs"/>
-          <w:rtl/>
-        </w:rPr>
-        <w:t xml:space="preserve"> ע"פ </w:t>
-      </w:r>
-      <w:r>
-        <w:rPr>
-          <w:rFonts w:ascii="David" w:hAnsi="David" w:cs="David" w:hint="cs"/>
-          <w:rtl/>
-        </w:rPr>
-        <w:t xml:space="preserve">8328/17 </w:t>
-      </w:r>
-      <w:r>
-        <w:rPr>
-          <w:rFonts w:ascii="David" w:hAnsi="David" w:cs="David" w:hint="cs"/>
-          <w:b/>
-          <w:bCs/>
-          <w:rtl/>
-        </w:rPr>
-        <w:t>ג'בר נ' מדינת ישראל</w:t>
-      </w:r>
-      <w:r>
-        <w:rPr>
-          <w:rFonts w:ascii="David" w:hAnsi="David" w:cs="David" w:hint="cs"/>
-          <w:rtl/>
-        </w:rPr>
-        <w:t>,</w:t>
-      </w:r>
-      <w:r>
-        <w:rPr>
-          <w:rFonts w:ascii="David" w:hAnsi="David" w:cs="David" w:hint="cs"/>
-          <w:rtl/>
-        </w:rPr>
-        <w:t xml:space="preserve"> פס' 11 לפסק דינו של השופט הנדל (נבו 28.7.2019)</w:t>
-      </w:r>
-      <w:r>
-        <w:rPr>
-          <w:rFonts w:ascii="David" w:hAnsi="David" w:cs="David"/>
-          <w:rtl/>
-        </w:rPr>
-        <w:t>.</w:t>
+          <w:rFonts w:ascii="David" w:hAnsi="David" w:cs="David" w:hint="cs"/>
+          <w:rtl/>
+        </w:rPr>
+        <w:t xml:space="preserve">עניין אוחיון, לעיל ה"ש 5, בפס' 60; ע"פ 8328/17 ג'בר נ' מדינת ישראל, פס' 11 לפסק דינו של השופט הנדל (נבו 28.7.2019) (להלן: עניין ג'בר).</w:t>
       </w:r>
     </w:p>
   </w:footnote>
@@ -1230,22 +957,14 @@
     <w:p>
       <w:pPr>
         <w:pStyle w:val="ae"/>
-        <w:rPr>
-          <w:rtl/>
-        </w:rPr>
-      </w:pPr>
-      <w:r>
-        <w:rPr>
-          <w:rStyle w:val="af0"/>
-          <w:rFonts w:ascii="David" w:hAnsi="David" w:cs="David"/>
+      </w:pPr>
+      <w:r>
+        <w:rPr>
+          <w:rStyle w:val="af0"/>
         </w:rPr>
         <w:footnoteRef/>
       </w:r>
       <w:r>
-        <w:rPr>
-          <w:rFonts w:ascii="David" w:hAnsi="David" w:cs="David"/>
-          <w:rtl/>
-        </w:rPr>
         <w:t xml:space="preserve"> </w:t>
       </w:r>
       <w:r>
@@ -1253,65 +972,7 @@
           <w:rFonts w:ascii="David" w:hAnsi="David" w:cs="David" w:hint="cs"/>
           <w:rtl/>
         </w:rPr>
-        <w:t>תפ"ח (באר שבע) 40015-</w:t>
-      </w:r>
-      <w:r>
-        <w:rPr>
-          <w:rFonts w:ascii="David" w:hAnsi="David" w:cs="David" w:hint="cs"/>
-          <w:rtl/>
-        </w:rPr>
-        <w:t xml:space="preserve">09-10 </w:t>
-      </w:r>
-      <w:r>
-        <w:rPr>
-          <w:rFonts w:ascii="David" w:hAnsi="David" w:cs="David" w:hint="cs"/>
-          <w:b/>
-          <w:bCs/>
-          <w:rtl/>
-        </w:rPr>
-        <w:t>מדינת ישראל נ' פלונית</w:t>
-      </w:r>
-      <w:r>
-        <w:rPr>
-          <w:rFonts w:ascii="David" w:hAnsi="David" w:cs="David" w:hint="cs"/>
-          <w:rtl/>
-        </w:rPr>
-        <w:t>,</w:t>
-      </w:r>
-      <w:r>
-        <w:rPr>
-          <w:rFonts w:ascii="David" w:hAnsi="David" w:cs="David" w:hint="cs"/>
-          <w:rtl/>
-        </w:rPr>
-        <w:t xml:space="preserve"> פס'</w:t>
-      </w:r>
-      <w:r>
-        <w:rPr>
-          <w:rFonts w:ascii="David" w:hAnsi="David" w:cs="David" w:hint="cs"/>
-          <w:rtl/>
-        </w:rPr>
-        <w:t xml:space="preserve"> </w:t>
-      </w:r>
-      <w:r>
-        <w:rPr>
-          <w:rFonts w:ascii="David" w:hAnsi="David" w:cs="David" w:hint="cs"/>
-          <w:rtl/>
-        </w:rPr>
-        <w:t>12, 7 לפסק דינה של השופט</w:t>
-      </w:r>
-      <w:r>
-        <w:rPr>
-          <w:rFonts w:ascii="David" w:hAnsi="David" w:cs="David" w:hint="cs"/>
-          <w:rtl/>
-        </w:rPr>
-        <w:t>ת יפה-כץ (נבו 30.1.2012)</w:t>
-      </w:r>
-      <w:r>
-        <w:rPr>
-          <w:rFonts w:hint="cs"/>
-          <w:rtl/>
-        </w:rPr>
-        <w:t>.</w:t>
+        <w:t xml:space="preserve">עניין אוחיון, לעיל ה"ש 5, בפס' 61, 65.</w:t>
       </w:r>
     </w:p>
   </w:footnote>
@@ -1319,23 +980,14 @@
     <w:p>
       <w:pPr>
         <w:pStyle w:val="ae"/>
-        <w:rPr>
-          <w:rFonts w:ascii="David" w:hAnsi="David" w:cs="David"/>
-          <w:rtl/>
-        </w:rPr>
-      </w:pPr>
-      <w:r>
-        <w:rPr>
-          <w:rStyle w:val="af0"/>
-          <w:rFonts w:ascii="David" w:hAnsi="David" w:cs="David"/>
+      </w:pPr>
+      <w:r>
+        <w:rPr>
+          <w:rStyle w:val="af0"/>
         </w:rPr>
         <w:footnoteRef/>
       </w:r>
       <w:r>
-        <w:rPr>
-          <w:rFonts w:ascii="David" w:hAnsi="David" w:cs="David"/>
-          <w:rtl/>
-        </w:rPr>
         <w:t xml:space="preserve"> </w:t>
       </w:r>
       <w:r>
@@ -1343,44 +995,7 @@
           <w:rFonts w:ascii="David" w:hAnsi="David" w:cs="David" w:hint="cs"/>
           <w:rtl/>
         </w:rPr>
-        <w:t xml:space="preserve">ת"פ (באר שבע) </w:t>
-      </w:r>
-      <w:r>
-        <w:rPr>
-          <w:rFonts w:ascii="David" w:hAnsi="David" w:cs="David" w:hint="cs"/>
-          <w:rtl/>
-        </w:rPr>
-        <w:t xml:space="preserve">27212-01-21 </w:t>
-      </w:r>
-      <w:r>
-        <w:rPr>
-          <w:rFonts w:ascii="David" w:hAnsi="David" w:cs="David" w:hint="cs"/>
-          <w:b/>
-          <w:bCs/>
-          <w:rtl/>
-        </w:rPr>
-        <w:t>מדינת ישראל נ' שיף</w:t>
-      </w:r>
-      <w:r>
-        <w:rPr>
-          <w:rFonts w:ascii="David" w:hAnsi="David" w:cs="David" w:hint="cs"/>
-          <w:rtl/>
-        </w:rPr>
-        <w:t xml:space="preserve">, </w:t>
-      </w:r>
-      <w:r>
-        <w:rPr>
-          <w:rFonts w:ascii="David" w:hAnsi="David" w:cs="David" w:hint="cs"/>
-          <w:rtl/>
-        </w:rPr>
-        <w:t xml:space="preserve">14 (נבו </w:t>
-      </w:r>
-      <w:r>
-        <w:rPr>
-          <w:rFonts w:ascii="David" w:hAnsi="David" w:cs="David" w:hint="cs"/>
-          <w:rtl/>
-        </w:rPr>
-        <w:t xml:space="preserve">9.11.2021). </w:t>
+        <w:t xml:space="preserve">ת"פ (באר שבע) 27212-01-21 מדינת ישראל נ' שיף, בעמ' 14 (נבו 9.11.2021) (להלן: עניין שיף).</w:t>
       </w:r>
     </w:p>
   </w:footnote>
@@ -1420,22 +1035,14 @@
     <w:p>
       <w:pPr>
         <w:pStyle w:val="ae"/>
-        <w:rPr>
-          <w:rFonts w:ascii="David" w:hAnsi="David" w:cs="David"/>
-        </w:rPr>
-      </w:pPr>
-      <w:r>
-        <w:rPr>
-          <w:rStyle w:val="af0"/>
-          <w:rFonts w:ascii="David" w:hAnsi="David" w:cs="David"/>
+      </w:pPr>
+      <w:r>
+        <w:rPr>
+          <w:rStyle w:val="af0"/>
         </w:rPr>
         <w:footnoteRef/>
       </w:r>
       <w:r>
-        <w:rPr>
-          <w:rFonts w:ascii="David" w:hAnsi="David" w:cs="David"/>
-          <w:rtl/>
-        </w:rPr>
         <w:t xml:space="preserve"> </w:t>
       </w:r>
       <w:r>
@@ -1443,44 +1050,7 @@
           <w:rFonts w:ascii="David" w:hAnsi="David" w:cs="David" w:hint="cs"/>
           <w:rtl/>
         </w:rPr>
-        <w:t xml:space="preserve">פרשת </w:t>
-      </w:r>
-      <w:r>
-        <w:rPr>
-          <w:rFonts w:ascii="David" w:hAnsi="David" w:cs="David" w:hint="cs"/>
-          <w:b/>
-          <w:bCs/>
-          <w:rtl/>
-        </w:rPr>
-        <w:t>ג'בר</w:t>
-      </w:r>
-      <w:r>
-        <w:rPr>
-          <w:rFonts w:ascii="David" w:hAnsi="David" w:cs="David" w:hint="cs"/>
-          <w:rtl/>
-        </w:rPr>
-        <w:t xml:space="preserve">, לעיל ה"ש 6, </w:t>
-      </w:r>
-      <w:r>
-        <w:rPr>
-          <w:rFonts w:ascii="David" w:hAnsi="David" w:cs="David" w:hint="cs"/>
-          <w:rtl/>
-        </w:rPr>
-        <w:t xml:space="preserve">בפס' </w:t>
-      </w:r>
-      <w:r>
-        <w:rPr>
-          <w:rFonts w:ascii="David" w:hAnsi="David" w:cs="David" w:hint="cs"/>
-          <w:rtl/>
-        </w:rPr>
-        <w:t>11 לפסק דינו של השופט הנדל</w:t>
-      </w:r>
-      <w:r>
-        <w:rPr>
-          <w:rFonts w:ascii="David" w:hAnsi="David" w:cs="David" w:hint="cs"/>
-          <w:rtl/>
-        </w:rPr>
-        <w:t xml:space="preserve">. </w:t>
+        <w:t xml:space="preserve">עניין ג'בר, לעיל ה"ש 6, בפס' 11; עניין אוחיון, לעיל ה"ש 5, בפס' 69.</w:t>
       </w:r>
     </w:p>
   </w:footnote>
@@ -1488,23 +1058,14 @@
     <w:p>
       <w:pPr>
         <w:pStyle w:val="ae"/>
-        <w:rPr>
-          <w:rFonts w:ascii="David" w:hAnsi="David" w:cs="David"/>
-          <w:rtl/>
-        </w:rPr>
-      </w:pPr>
-      <w:r>
-        <w:rPr>
-          <w:rStyle w:val="af0"/>
-          <w:rFonts w:ascii="David" w:hAnsi="David" w:cs="David"/>
+      </w:pPr>
+      <w:r>
+        <w:rPr>
+          <w:rStyle w:val="af0"/>
         </w:rPr>
         <w:footnoteRef/>
       </w:r>
       <w:r>
-        <w:rPr>
-          <w:rFonts w:ascii="David" w:hAnsi="David" w:cs="David"/>
-          <w:rtl/>
-        </w:rPr>
         <w:t xml:space="preserve"> </w:t>
       </w:r>
       <w:r>
@@ -1512,51 +1073,7 @@
           <w:rFonts w:ascii="David" w:hAnsi="David" w:cs="David" w:hint="cs"/>
           <w:rtl/>
         </w:rPr>
-        <w:t xml:space="preserve">פרשת </w:t>
-      </w:r>
-      <w:r>
-        <w:rPr>
-          <w:rFonts w:ascii="David" w:hAnsi="David" w:cs="David" w:hint="cs"/>
-          <w:b/>
-          <w:bCs/>
-          <w:rtl/>
-        </w:rPr>
-        <w:t>אוחיון</w:t>
-      </w:r>
-      <w:r>
-        <w:rPr>
-          <w:rFonts w:ascii="David" w:hAnsi="David" w:cs="David" w:hint="cs"/>
-          <w:rtl/>
-        </w:rPr>
-        <w:t xml:space="preserve">, לעיל ה"ש 5, </w:t>
-      </w:r>
-      <w:r>
-        <w:rPr>
-          <w:rFonts w:ascii="David" w:hAnsi="David" w:cs="David" w:hint="cs"/>
-          <w:rtl/>
-        </w:rPr>
-        <w:t>ב</w:t>
-      </w:r>
-      <w:r>
-        <w:rPr>
-          <w:rFonts w:ascii="David" w:hAnsi="David" w:cs="David" w:hint="cs"/>
-          <w:rtl/>
-        </w:rPr>
-        <w:t>פס'</w:t>
-      </w:r>
-      <w:r>
-        <w:rPr>
-          <w:rFonts w:ascii="David" w:hAnsi="David" w:cs="David" w:hint="cs"/>
-          <w:rtl/>
-        </w:rPr>
-        <w:t xml:space="preserve"> 21</w:t>
-      </w:r>
-      <w:r>
-        <w:rPr>
-          <w:rFonts w:ascii="David" w:hAnsi="David" w:cs="David" w:hint="cs"/>
-          <w:rtl/>
-        </w:rPr>
-        <w:t xml:space="preserve"> לפסק דינה של השופטת ברק-ארז. </w:t>
+        <w:t xml:space="preserve">עניין אוחיון, לעיל ה"ש 5, בפס' 69; קרמניצר וגנאים, לעיל ה"ש 1, בעמ' 214, ה"ש 1071.</w:t>
       </w:r>
     </w:p>
   </w:footnote>
@@ -1564,23 +1081,14 @@
     <w:p>
       <w:pPr>
         <w:pStyle w:val="ae"/>
-        <w:rPr>
-          <w:rFonts w:ascii="David" w:hAnsi="David" w:cs="David"/>
-          <w:rtl/>
-        </w:rPr>
-      </w:pPr>
-      <w:r>
-        <w:rPr>
-          <w:rStyle w:val="af0"/>
-          <w:rFonts w:ascii="David" w:hAnsi="David" w:cs="David"/>
+      </w:pPr>
+      <w:r>
+        <w:rPr>
+          <w:rStyle w:val="af0"/>
         </w:rPr>
         <w:footnoteRef/>
       </w:r>
       <w:r>
-        <w:rPr>
-          <w:rFonts w:ascii="David" w:hAnsi="David" w:cs="David"/>
-          <w:rtl/>
-        </w:rPr>
         <w:t xml:space="preserve"> </w:t>
       </w:r>
       <w:r>
@@ -1588,23 +1096,7 @@
           <w:rFonts w:ascii="David" w:hAnsi="David" w:cs="David" w:hint="cs"/>
           <w:rtl/>
         </w:rPr>
-        <w:t xml:space="preserve">פרשת </w:t>
-      </w:r>
-      <w:r>
-        <w:rPr>
-          <w:rFonts w:ascii="David" w:hAnsi="David" w:cs="David" w:hint="cs"/>
-          <w:b/>
-          <w:bCs/>
-          <w:rtl/>
-        </w:rPr>
-        <w:t>ג'בר</w:t>
-      </w:r>
-      <w:r>
-        <w:rPr>
-          <w:rFonts w:ascii="David" w:hAnsi="David" w:cs="David" w:hint="cs"/>
-          <w:rtl/>
-        </w:rPr>
-        <w:t>, לעיל ה"ש 6, בפס' 11 לפסק דינו של השופט הנדל.</w:t>
+        <w:t xml:space="preserve">עניין ג'בר, לעיל ה"ש 6, בפס' 11.</w:t>
       </w:r>
     </w:p>
   </w:footnote>
@@ -1612,22 +1104,14 @@
     <w:p>
       <w:pPr>
         <w:pStyle w:val="ae"/>
-        <w:rPr>
-          <w:rFonts w:ascii="David" w:hAnsi="David" w:cs="David"/>
-        </w:rPr>
-      </w:pPr>
-      <w:r>
-        <w:rPr>
-          <w:rStyle w:val="af0"/>
-          <w:rFonts w:ascii="David" w:hAnsi="David" w:cs="David"/>
+      </w:pPr>
+      <w:r>
+        <w:rPr>
+          <w:rStyle w:val="af0"/>
         </w:rPr>
         <w:footnoteRef/>
       </w:r>
       <w:r>
-        <w:rPr>
-          <w:rFonts w:ascii="David" w:hAnsi="David" w:cs="David"/>
-          <w:rtl/>
-        </w:rPr>
         <w:t xml:space="preserve"> </w:t>
       </w:r>
       <w:r>
@@ -1635,69 +1119,7 @@
           <w:rFonts w:ascii="David" w:hAnsi="David" w:cs="David" w:hint="cs"/>
           <w:rtl/>
         </w:rPr>
-        <w:t xml:space="preserve">ע"פ </w:t>
-      </w:r>
-      <w:r>
-        <w:rPr>
-          <w:rFonts w:ascii="David" w:hAnsi="David" w:cs="David" w:hint="cs"/>
-          <w:rtl/>
-        </w:rPr>
-        <w:t xml:space="preserve">746/14 </w:t>
-      </w:r>
-      <w:r>
-        <w:rPr>
-          <w:rFonts w:ascii="David" w:hAnsi="David" w:cs="David" w:hint="cs"/>
-          <w:b/>
-          <w:bCs/>
-          <w:rtl/>
-        </w:rPr>
-        <w:t>היילו</w:t>
-      </w:r>
-      <w:r>
-        <w:rPr>
-          <w:rFonts w:ascii="David" w:hAnsi="David" w:cs="David" w:hint="cs"/>
-          <w:b/>
-          <w:bCs/>
-          <w:rtl/>
-        </w:rPr>
-        <w:t xml:space="preserve"> נ' מדינת </w:t>
-      </w:r>
-      <w:r>
-        <w:rPr>
-          <w:rFonts w:ascii="David" w:hAnsi="David" w:cs="David"/>
-          <w:b/>
-          <w:bCs/>
-          <w:rtl/>
-        </w:rPr>
-        <w:t>ישראל</w:t>
-      </w:r>
-      <w:r>
-        <w:rPr>
-          <w:rFonts w:ascii="David" w:hAnsi="David" w:cs="David"/>
-          <w:rtl/>
-        </w:rPr>
-        <w:t>,</w:t>
-      </w:r>
-      <w:r>
-        <w:rPr>
-          <w:rFonts w:ascii="David" w:hAnsi="David" w:cs="David"/>
-          <w:rtl/>
-        </w:rPr>
-        <w:t xml:space="preserve"> </w:t>
-      </w:r>
-      <w:r>
-        <w:rPr>
-          <w:rFonts w:ascii="David" w:hAnsi="David" w:cs="David"/>
-          <w:rtl/>
-        </w:rPr>
-        <w:t>פס' 73 לפסק דינו של השופט מלצר</w:t>
-      </w:r>
-      <w:r>
-        <w:rPr>
-          <w:rFonts w:ascii="David" w:hAnsi="David" w:cs="David"/>
-          <w:rtl/>
-        </w:rPr>
-        <w:t xml:space="preserve"> (נבו 31.5.2016). </w:t>
+        <w:t xml:space="preserve">ע"פ 746/14 היילו נ' מדינת ישראל, פס' 73 לפסק דינו של השופט מלצר (נבו 31.5.2016).</w:t>
       </w:r>
     </w:p>
   </w:footnote>
@@ -1705,75 +1127,22 @@
     <w:p>
       <w:pPr>
         <w:pStyle w:val="ae"/>
-        <w:rPr>
-          <w:rFonts w:ascii="David" w:hAnsi="David" w:cs="David"/>
-          <w:rtl/>
-        </w:rPr>
-      </w:pPr>
-      <w:r>
-        <w:rPr>
-          <w:rStyle w:val="af0"/>
-          <w:rFonts w:ascii="David" w:hAnsi="David" w:cs="David"/>
+      </w:pPr>
+      <w:r>
+        <w:rPr>
+          <w:rStyle w:val="af0"/>
         </w:rPr>
         <w:footnoteRef/>
       </w:r>
       <w:r>
-        <w:rPr>
-          <w:rFonts w:ascii="David" w:hAnsi="David" w:cs="David"/>
-          <w:rtl/>
-        </w:rPr>
         <w:t xml:space="preserve"> </w:t>
       </w:r>
       <w:r>
         <w:rPr>
-          <w:rFonts w:ascii="David" w:hAnsi="David" w:cs="David"/>
-          <w:rtl/>
-        </w:rPr>
-        <w:t xml:space="preserve">פרשת </w:t>
-      </w:r>
-      <w:r>
-        <w:rPr>
-          <w:rFonts w:ascii="David" w:hAnsi="David" w:cs="David"/>
-          <w:b/>
-          <w:bCs/>
-          <w:rtl/>
-        </w:rPr>
-        <w:t>אוחיון</w:t>
-      </w:r>
-      <w:r>
-        <w:rPr>
-          <w:rFonts w:ascii="David" w:hAnsi="David" w:cs="David"/>
-          <w:rtl/>
-        </w:rPr>
-        <w:t>, לעיל ה"ש 5, בפס'</w:t>
-      </w:r>
-      <w:r>
-        <w:rPr>
-          <w:rFonts w:ascii="David" w:hAnsi="David" w:cs="David" w:hint="cs"/>
-          <w:rtl/>
-        </w:rPr>
-        <w:t xml:space="preserve"> 67</w:t>
-      </w:r>
-      <w:r>
-        <w:rPr>
-          <w:rFonts w:ascii="David" w:hAnsi="David" w:cs="David"/>
-          <w:rtl/>
-        </w:rPr>
-        <w:t>–</w:t>
-      </w:r>
-      <w:r>
-        <w:rPr>
-          <w:rFonts w:ascii="David" w:hAnsi="David" w:cs="David" w:hint="cs"/>
-          <w:rtl/>
-        </w:rPr>
-        <w:t xml:space="preserve">68 </w:t>
-      </w:r>
-      <w:r>
-        <w:rPr>
-          <w:rFonts w:ascii="David" w:hAnsi="David" w:cs="David"/>
-          <w:rtl/>
-        </w:rPr>
-        <w:t>לפסק דינה של השופטת ברק-ארז.</w:t>
+          <w:rFonts w:ascii="David" w:hAnsi="David" w:cs="David" w:hint="cs"/>
+          <w:rtl/>
+        </w:rPr>
+        <w:t xml:space="preserve">עניין אוחיון, לעיל ה"ש 5, בפס' 67–68.</w:t>
       </w:r>
     </w:p>
   </w:footnote>
@@ -1781,47 +1150,22 @@
     <w:p>
       <w:pPr>
         <w:pStyle w:val="ae"/>
-        <w:rPr>
-          <w:rFonts w:ascii="David" w:hAnsi="David" w:cs="David"/>
-          <w:rtl/>
-        </w:rPr>
-      </w:pPr>
-      <w:r>
-        <w:rPr>
-          <w:rStyle w:val="af0"/>
-          <w:rFonts w:ascii="David" w:hAnsi="David" w:cs="David"/>
+      </w:pPr>
+      <w:r>
+        <w:rPr>
+          <w:rStyle w:val="af0"/>
         </w:rPr>
         <w:footnoteRef/>
       </w:r>
       <w:r>
-        <w:rPr>
-          <w:rFonts w:ascii="David" w:hAnsi="David" w:cs="David"/>
-          <w:rtl/>
-        </w:rPr>
         <w:t xml:space="preserve"> </w:t>
       </w:r>
       <w:r>
         <w:rPr>
-          <w:rFonts w:ascii="David" w:hAnsi="David" w:cs="David"/>
-          <w:rtl/>
-        </w:rPr>
-        <w:t xml:space="preserve">פרשת </w:t>
-      </w:r>
-      <w:r>
-        <w:rPr>
-          <w:rFonts w:ascii="David" w:hAnsi="David" w:cs="David"/>
-          <w:b/>
-          <w:bCs/>
-          <w:rtl/>
-        </w:rPr>
-        <w:t>שיף</w:t>
-      </w:r>
-      <w:r>
-        <w:rPr>
-          <w:rFonts w:ascii="David" w:hAnsi="David" w:cs="David"/>
-          <w:rtl/>
-        </w:rPr>
-        <w:t xml:space="preserve">, לעיל ה"ש 8, בעמ' 8. </w:t>
+          <w:rFonts w:ascii="David" w:hAnsi="David" w:cs="David" w:hint="cs"/>
+          <w:rtl/>
+        </w:rPr>
+        <w:t xml:space="preserve">עניין שיף, לעיל ה"ש 8, בעמ' 8.</w:t>
       </w:r>
     </w:p>
   </w:footnote>
@@ -1829,22 +1173,14 @@
     <w:p>
       <w:pPr>
         <w:pStyle w:val="ae"/>
-        <w:rPr>
-          <w:rFonts w:ascii="David" w:hAnsi="David" w:cs="David"/>
-          <w:rtl/>
-        </w:rPr>
-      </w:pPr>
-      <w:r>
-        <w:rPr>
-          <w:rStyle w:val="af0"/>
-          <w:rFonts w:ascii="David" w:hAnsi="David" w:cs="David"/>
+      </w:pPr>
+      <w:r>
+        <w:rPr>
+          <w:rStyle w:val="af0"/>
         </w:rPr>
         <w:footnoteRef/>
       </w:r>
       <w:r>
-        <w:rPr>
-          <w:rFonts w:ascii="David" w:hAnsi="David" w:cs="David"/>
-        </w:rPr>
         <w:t xml:space="preserve"> </w:t>
       </w:r>
       <w:r>
@@ -1852,94 +1188,7 @@
           <w:rFonts w:ascii="David" w:hAnsi="David" w:cs="David" w:hint="cs"/>
           <w:rtl/>
         </w:rPr>
-        <w:t xml:space="preserve">פרשת </w:t>
-      </w:r>
-      <w:r>
-        <w:rPr>
-          <w:rFonts w:ascii="David" w:hAnsi="David" w:cs="David" w:hint="cs"/>
-          <w:b/>
-          <w:bCs/>
-          <w:rtl/>
-        </w:rPr>
-        <w:t>פלונית</w:t>
-      </w:r>
-      <w:r>
-        <w:rPr>
-          <w:rFonts w:ascii="David" w:hAnsi="David" w:cs="David" w:hint="cs"/>
-          <w:rtl/>
-        </w:rPr>
-        <w:t>, לעיל ה"ש 7, ב</w:t>
-      </w:r>
-      <w:r>
-        <w:rPr>
-          <w:rFonts w:ascii="David" w:hAnsi="David" w:cs="David" w:hint="cs"/>
-          <w:rtl/>
-        </w:rPr>
-        <w:t>פס</w:t>
-      </w:r>
-      <w:r>
-        <w:rPr>
-          <w:rFonts w:ascii="David" w:hAnsi="David" w:cs="David" w:hint="cs"/>
-          <w:rtl/>
-        </w:rPr>
-        <w:t>'</w:t>
-      </w:r>
-      <w:r>
-        <w:rPr>
-          <w:rFonts w:ascii="David" w:hAnsi="David" w:cs="David" w:hint="cs"/>
-          <w:rtl/>
-        </w:rPr>
-        <w:t xml:space="preserve"> 10</w:t>
-      </w:r>
-      <w:r>
-        <w:rPr>
-          <w:rFonts w:ascii="David" w:hAnsi="David" w:cs="David" w:hint="cs"/>
-          <w:rtl/>
-        </w:rPr>
-        <w:t xml:space="preserve"> לפסק דינה של השופטת יפה-כץ</w:t>
-      </w:r>
-      <w:r>
-        <w:rPr>
-          <w:rFonts w:ascii="David" w:hAnsi="David" w:cs="David"/>
-        </w:rPr>
-        <w:t>;</w:t>
-      </w:r>
-      <w:r>
-        <w:rPr>
-          <w:rFonts w:ascii="David" w:hAnsi="David" w:cs="David" w:hint="cs"/>
-          <w:rtl/>
-        </w:rPr>
-        <w:t xml:space="preserve"> </w:t>
-      </w:r>
-      <w:r>
-        <w:rPr>
-          <w:rFonts w:ascii="David" w:hAnsi="David" w:cs="David"/>
-          <w:rtl/>
-        </w:rPr>
-        <w:t xml:space="preserve">פרשת </w:t>
-      </w:r>
-      <w:r>
-        <w:rPr>
-          <w:rFonts w:ascii="David" w:hAnsi="David" w:cs="David"/>
-          <w:b/>
-          <w:bCs/>
-          <w:rtl/>
-        </w:rPr>
-        <w:t>שיף</w:t>
-      </w:r>
-      <w:r>
-        <w:rPr>
-          <w:rFonts w:ascii="David" w:hAnsi="David" w:cs="David"/>
-          <w:rtl/>
-        </w:rPr>
-        <w:t>, לעיל ה"ש 8, בעמ</w:t>
-      </w:r>
-      <w:r>
-        <w:rPr>
-          <w:rFonts w:ascii="David" w:hAnsi="David" w:cs="David" w:hint="cs"/>
-          <w:rtl/>
-        </w:rPr>
-        <w:t xml:space="preserve">' 12. </w:t>
+        <w:t xml:space="preserve">תפ"ח (מחוזי ב"ש) 40015-09-10 מדינת ישראל נ' פלונית, פס' 10 לפסק דינה של סגנית הנשיא ר' יפה-כ"ץ (נבו 30.1.2012) (להלן: עניין פלונית); עניין שיף, לעיל ה"ש 8, בעמ' 12.</w:t>
       </w:r>
     </w:p>
   </w:footnote>
@@ -1947,75 +1196,22 @@
     <w:p>
       <w:pPr>
         <w:pStyle w:val="ae"/>
-        <w:rPr>
-          <w:rFonts w:ascii="David" w:hAnsi="David" w:cs="David"/>
-          <w:rtl/>
-        </w:rPr>
-      </w:pPr>
-      <w:r>
-        <w:rPr>
-          <w:rStyle w:val="af0"/>
-          <w:rFonts w:ascii="David" w:hAnsi="David" w:cs="David"/>
+      </w:pPr>
+      <w:r>
+        <w:rPr>
+          <w:rStyle w:val="af0"/>
         </w:rPr>
         <w:footnoteRef/>
       </w:r>
       <w:r>
-        <w:rPr>
-          <w:rFonts w:ascii="David" w:hAnsi="David" w:cs="David"/>
-          <w:rtl/>
-        </w:rPr>
         <w:t xml:space="preserve"> </w:t>
       </w:r>
       <w:r>
         <w:rPr>
-          <w:rFonts w:ascii="David" w:hAnsi="David" w:cs="David"/>
-          <w:rtl/>
-        </w:rPr>
-        <w:t xml:space="preserve">פרשת </w:t>
-      </w:r>
-      <w:r>
-        <w:rPr>
-          <w:rFonts w:ascii="David" w:hAnsi="David" w:cs="David"/>
-          <w:b/>
-          <w:bCs/>
-          <w:rtl/>
-        </w:rPr>
-        <w:t>אוחיון</w:t>
-      </w:r>
-      <w:r>
-        <w:rPr>
-          <w:rFonts w:ascii="David" w:hAnsi="David" w:cs="David"/>
-          <w:rtl/>
-        </w:rPr>
-        <w:t xml:space="preserve">, לעיל ה"ש 5, בפס' </w:t>
-      </w:r>
-      <w:r>
-        <w:rPr>
-          <w:rFonts w:ascii="David" w:hAnsi="David" w:cs="David" w:hint="cs"/>
-          <w:rtl/>
-        </w:rPr>
-        <w:t>40, 43</w:t>
-      </w:r>
-      <w:r>
-        <w:rPr>
-          <w:rFonts w:ascii="David" w:hAnsi="David" w:cs="David"/>
-          <w:rtl/>
-        </w:rPr>
-        <w:t>–</w:t>
-      </w:r>
-      <w:r>
-        <w:rPr>
-          <w:rFonts w:ascii="David" w:hAnsi="David" w:cs="David" w:hint="cs"/>
-          <w:rtl/>
-        </w:rPr>
-        <w:t xml:space="preserve">44 </w:t>
-      </w:r>
-      <w:r>
-        <w:rPr>
-          <w:rFonts w:ascii="David" w:hAnsi="David" w:cs="David"/>
-          <w:rtl/>
-        </w:rPr>
-        <w:t>לפסק דינה של השופטת ברק-ארז.</w:t>
+          <w:rFonts w:ascii="David" w:hAnsi="David" w:cs="David" w:hint="cs"/>
+          <w:rtl/>
+        </w:rPr>
+        <w:t xml:space="preserve">עניין אוחיון, לעיל ה"ש 5, בפס' 40, 43–44, 46–47.</w:t>
       </w:r>
     </w:p>
   </w:footnote>
@@ -2023,82 +1219,22 @@
     <w:p>
       <w:pPr>
         <w:pStyle w:val="ae"/>
-        <w:rPr>
-          <w:rFonts w:ascii="David" w:hAnsi="David" w:cs="David"/>
-          <w:rtl/>
-        </w:rPr>
-      </w:pPr>
-      <w:r>
-        <w:rPr>
-          <w:rStyle w:val="af0"/>
-          <w:rFonts w:ascii="David" w:hAnsi="David" w:cs="David"/>
+      </w:pPr>
+      <w:r>
+        <w:rPr>
+          <w:rStyle w:val="af0"/>
         </w:rPr>
         <w:footnoteRef/>
       </w:r>
       <w:r>
-        <w:rPr>
-          <w:rFonts w:ascii="David" w:hAnsi="David" w:cs="David"/>
-          <w:rtl/>
-        </w:rPr>
         <w:t xml:space="preserve"> </w:t>
       </w:r>
       <w:r>
         <w:rPr>
-          <w:rFonts w:ascii="David" w:hAnsi="David" w:cs="David"/>
-          <w:rtl/>
-        </w:rPr>
-        <w:t xml:space="preserve">פרשת </w:t>
-      </w:r>
-      <w:r>
-        <w:rPr>
-          <w:rFonts w:ascii="David" w:hAnsi="David" w:cs="David"/>
-          <w:b/>
-          <w:bCs/>
-          <w:rtl/>
-        </w:rPr>
-        <w:t>שיף</w:t>
-      </w:r>
-      <w:r>
-        <w:rPr>
-          <w:rFonts w:ascii="David" w:hAnsi="David" w:cs="David"/>
-          <w:rtl/>
-        </w:rPr>
-        <w:t xml:space="preserve">, לעיל ה"ש 8, </w:t>
-      </w:r>
-      <w:r>
-        <w:rPr>
-          <w:rFonts w:ascii="David" w:hAnsi="David" w:cs="David"/>
-          <w:rtl/>
-        </w:rPr>
-        <w:t>בעמ</w:t>
-      </w:r>
-      <w:r>
-        <w:rPr>
-          <w:rFonts w:ascii="David" w:hAnsi="David" w:cs="David" w:hint="cs"/>
-          <w:rtl/>
-        </w:rPr>
-        <w:t>'</w:t>
-      </w:r>
-      <w:r>
-        <w:rPr>
-          <w:rFonts w:ascii="David" w:hAnsi="David" w:cs="David"/>
-          <w:rtl/>
-        </w:rPr>
-        <w:t xml:space="preserve"> 11</w:t>
-      </w:r>
-      <w:r>
-        <w:rPr>
-          <w:rFonts w:ascii="David" w:hAnsi="David" w:cs="David"/>
-          <w:rtl/>
-        </w:rPr>
-        <w:t>–</w:t>
-      </w:r>
-      <w:r>
-        <w:rPr>
-          <w:rFonts w:ascii="David" w:hAnsi="David" w:cs="David"/>
-          <w:rtl/>
-        </w:rPr>
-        <w:t xml:space="preserve">12. </w:t>
+          <w:rFonts w:ascii="David" w:hAnsi="David" w:cs="David" w:hint="cs"/>
+          <w:rtl/>
+        </w:rPr>
+        <w:t xml:space="preserve">עניין שיף, לעיל ה"ש 8, בעמ' 11–12; עניין פלונית, לעיל ה"ש 17, בפס' 12, ובערעור: ע"פ 2167/12 פלונית נ' מדינת ישראל, פס' י"ד, ט"ז, י"ט לפסק דינו של השופט א' רובינשטיין (נבו 17.3.2013) (הערעור על גובה העונש התקבל).</w:t>
       </w:r>
     </w:p>
   </w:footnote>
@@ -2151,413 +1287,6 @@
           <w:rtl/>
         </w:rPr>
         <w:t xml:space="preserve">1977. </w:t>
-      </w:r>
-    </w:p>
-  </w:footnote>
-  <w:footnote w:id="20">
-    <w:p>
-      <w:pPr>
-        <w:pStyle w:val="ae"/>
-        <w:rPr>
-          <w:rFonts w:ascii="David" w:hAnsi="David" w:cs="David"/>
-          <w:rtl/>
-        </w:rPr>
-      </w:pPr>
-      <w:r>
-        <w:rPr>
-          <w:rStyle w:val="af0"/>
-          <w:rFonts w:ascii="David" w:hAnsi="David" w:cs="David"/>
-        </w:rPr>
-        <w:footnoteRef/>
-      </w:r>
-      <w:r>
-        <w:rPr>
-          <w:rFonts w:ascii="David" w:hAnsi="David" w:cs="David"/>
-          <w:rtl/>
-        </w:rPr>
-        <w:t xml:space="preserve"> </w:t>
-      </w:r>
-      <w:r>
-        <w:rPr>
-          <w:rFonts w:ascii="David" w:hAnsi="David" w:cs="David"/>
-          <w:rtl/>
-        </w:rPr>
-        <w:t xml:space="preserve">תפ"ח </w:t>
-      </w:r>
-      <w:r>
-        <w:rPr>
-          <w:rFonts w:ascii="David" w:hAnsi="David" w:cs="David"/>
-          <w:rtl/>
-        </w:rPr>
-        <w:t xml:space="preserve">(באר שבע) 54701-11-17 </w:t>
-      </w:r>
-      <w:r>
-        <w:rPr>
-          <w:rFonts w:ascii="David" w:hAnsi="David" w:cs="David"/>
-          <w:b/>
-          <w:bCs/>
-          <w:rtl/>
-        </w:rPr>
-        <w:t>מדינת ישראל נ' פלוני</w:t>
-      </w:r>
-      <w:r>
-        <w:rPr>
-          <w:rFonts w:ascii="David" w:hAnsi="David" w:cs="David"/>
-          <w:rtl/>
-        </w:rPr>
-        <w:t xml:space="preserve"> </w:t>
-      </w:r>
-      <w:r>
-        <w:rPr>
-          <w:rFonts w:ascii="David" w:hAnsi="David" w:cs="David"/>
-          <w:rtl/>
-        </w:rPr>
-        <w:t>67</w:t>
-      </w:r>
-      <w:r>
-        <w:rPr>
-          <w:rFonts w:ascii="David" w:hAnsi="David" w:cs="David"/>
-          <w:rtl/>
-        </w:rPr>
-        <w:t xml:space="preserve"> (נבו 18.9.2020).</w:t>
-      </w:r>
-    </w:p>
-  </w:footnote>
-  <w:footnote w:id="1">
-    <w:p>
-      <w:pPr>
-        <w:pStyle w:val="ae"/>
-      </w:pPr>
-      <w:r>
-        <w:rPr>
-          <w:rStyle w:val="af0"/>
-        </w:rPr>
-        <w:footnoteRef/>
-      </w:r>
-      <w:r>
-        <w:t xml:space="preserve"> </w:t>
-      </w:r>
-      <w:r>
-        <w:rPr>
-          <w:rFonts w:ascii="David" w:hAnsi="David" w:cs="David" w:hint="cs"/>
-          <w:rtl/>
-        </w:rPr>
-        <w:t xml:space="preserve">מרדכי קרמניצר וחאלד גנאים </w:t>
-      </w:r>
-      <w:r>
-        <w:rPr>
-          <w:rFonts w:ascii="David" w:hAnsi="David" w:cs="David" w:hint="cs"/>
-          <w:b/>
-          <w:bCs/>
-          <w:rtl/>
-        </w:rPr>
-        <w:t xml:space="preserve">הרפורמה בעבירות ההמתה לאור עקרונות היסוד של המשפט ומחקר היסטורי והשוואתי</w:t>
-      </w:r>
-      <w:r>
-        <w:rPr>
-          <w:rFonts w:ascii="David" w:hAnsi="David" w:cs="David" w:hint="cs"/>
-          <w:rtl/>
-        </w:rPr>
-        <w:t xml:space="preserve"> 205 (2020).</w:t>
-      </w:r>
-    </w:p>
-  </w:footnote>
-  <w:footnote w:id="5">
-    <w:p>
-      <w:pPr>
-        <w:pStyle w:val="ae"/>
-      </w:pPr>
-      <w:r>
-        <w:rPr>
-          <w:rStyle w:val="af0"/>
-        </w:rPr>
-        <w:footnoteRef/>
-      </w:r>
-      <w:r>
-        <w:t xml:space="preserve"> </w:t>
-      </w:r>
-      <w:r>
-        <w:rPr>
-          <w:rFonts w:ascii="David" w:hAnsi="David" w:cs="David" w:hint="cs"/>
-          <w:rtl/>
-        </w:rPr>
-        <w:t xml:space="preserve">תפ"ח (מחוזי ב"ש) 1172-07 מדינת ישראל נ' איטל, פס' 100 לפסק דינה של השופטת ר' יפה-כ"ץ (נבו 23.5.2011); ע"פ 2760/14 אוחיון נ' מדינת ישראל, פס' 61–62 לפסק דינה של השופטת ד' ברק-ארז (נבו 7.10.2015) (להלן: עניין אוחיון).</w:t>
-      </w:r>
-    </w:p>
-  </w:footnote>
-  <w:footnote w:id="6">
-    <w:p>
-      <w:pPr>
-        <w:pStyle w:val="ae"/>
-      </w:pPr>
-      <w:r>
-        <w:rPr>
-          <w:rStyle w:val="af0"/>
-        </w:rPr>
-        <w:footnoteRef/>
-      </w:r>
-      <w:r>
-        <w:t xml:space="preserve"> </w:t>
-      </w:r>
-      <w:r>
-        <w:rPr>
-          <w:rFonts w:ascii="David" w:hAnsi="David" w:cs="David" w:hint="cs"/>
-          <w:rtl/>
-        </w:rPr>
-        <w:t xml:space="preserve">עניין אוחיון, לעיל ה"ש 5, בפס' 60; ע"פ 8328/17 ג'בר נ' מדינת ישראל, פס' 11 לפסק דינו של השופט הנדל (נבו 28.7.2019) (להלן: עניין ג'בר).</w:t>
-      </w:r>
-    </w:p>
-  </w:footnote>
-  <w:footnote w:id="7">
-    <w:p>
-      <w:pPr>
-        <w:pStyle w:val="ae"/>
-      </w:pPr>
-      <w:r>
-        <w:rPr>
-          <w:rStyle w:val="af0"/>
-        </w:rPr>
-        <w:footnoteRef/>
-      </w:r>
-      <w:r>
-        <w:t xml:space="preserve"> </w:t>
-      </w:r>
-      <w:r>
-        <w:rPr>
-          <w:rFonts w:ascii="David" w:hAnsi="David" w:cs="David" w:hint="cs"/>
-          <w:rtl/>
-        </w:rPr>
-        <w:t xml:space="preserve">עניין אוחיון, לעיל ה"ש 5, בפס' 61, 65.</w:t>
-      </w:r>
-    </w:p>
-  </w:footnote>
-  <w:footnote w:id="8">
-    <w:p>
-      <w:pPr>
-        <w:pStyle w:val="ae"/>
-      </w:pPr>
-      <w:r>
-        <w:rPr>
-          <w:rStyle w:val="af0"/>
-        </w:rPr>
-        <w:footnoteRef/>
-      </w:r>
-      <w:r>
-        <w:t xml:space="preserve"> </w:t>
-      </w:r>
-      <w:r>
-        <w:rPr>
-          <w:rFonts w:ascii="David" w:hAnsi="David" w:cs="David" w:hint="cs"/>
-          <w:rtl/>
-        </w:rPr>
-        <w:t xml:space="preserve">ת"פ (באר שבע) 27212-01-21 מדינת ישראל נ' שיף, בעמ' 14 (נבו 9.11.2021) (להלן: עניין שיף).</w:t>
-      </w:r>
-    </w:p>
-  </w:footnote>
-  <w:footnote w:id="10">
-    <w:p>
-      <w:pPr>
-        <w:pStyle w:val="ae"/>
-      </w:pPr>
-      <w:r>
-        <w:rPr>
-          <w:rStyle w:val="af0"/>
-        </w:rPr>
-        <w:footnoteRef/>
-      </w:r>
-      <w:r>
-        <w:t xml:space="preserve"> </w:t>
-      </w:r>
-      <w:r>
-        <w:rPr>
-          <w:rFonts w:ascii="David" w:hAnsi="David" w:cs="David" w:hint="cs"/>
-          <w:rtl/>
-        </w:rPr>
-        <w:t xml:space="preserve">עניין ג'בר, לעיל ה"ש 6, בפס' 11; עניין אוחיון, לעיל ה"ש 5, בפס' 69.</w:t>
-      </w:r>
-    </w:p>
-  </w:footnote>
-  <w:footnote w:id="11">
-    <w:p>
-      <w:pPr>
-        <w:pStyle w:val="ae"/>
-      </w:pPr>
-      <w:r>
-        <w:rPr>
-          <w:rStyle w:val="af0"/>
-        </w:rPr>
-        <w:footnoteRef/>
-      </w:r>
-      <w:r>
-        <w:t xml:space="preserve"> </w:t>
-      </w:r>
-      <w:r>
-        <w:rPr>
-          <w:rFonts w:ascii="David" w:hAnsi="David" w:cs="David" w:hint="cs"/>
-          <w:rtl/>
-        </w:rPr>
-        <w:t xml:space="preserve">עניין אוחיון, לעיל ה"ש 5, בפס' 69; קרמניצר וגנאים, לעיל ה"ש 1, בעמ' 214, ה"ש 1071.</w:t>
-      </w:r>
-    </w:p>
-  </w:footnote>
-  <w:footnote w:id="12">
-    <w:p>
-      <w:pPr>
-        <w:pStyle w:val="ae"/>
-      </w:pPr>
-      <w:r>
-        <w:rPr>
-          <w:rStyle w:val="af0"/>
-        </w:rPr>
-        <w:footnoteRef/>
-      </w:r>
-      <w:r>
-        <w:t xml:space="preserve"> </w:t>
-      </w:r>
-      <w:r>
-        <w:rPr>
-          <w:rFonts w:ascii="David" w:hAnsi="David" w:cs="David" w:hint="cs"/>
-          <w:rtl/>
-        </w:rPr>
-        <w:t xml:space="preserve">עניין ג'בר, לעיל ה"ש 6, בפס' 11.</w:t>
-      </w:r>
-    </w:p>
-  </w:footnote>
-  <w:footnote w:id="13">
-    <w:p>
-      <w:pPr>
-        <w:pStyle w:val="ae"/>
-      </w:pPr>
-      <w:r>
-        <w:rPr>
-          <w:rStyle w:val="af0"/>
-        </w:rPr>
-        <w:footnoteRef/>
-      </w:r>
-      <w:r>
-        <w:t xml:space="preserve"> </w:t>
-      </w:r>
-      <w:r>
-        <w:rPr>
-          <w:rFonts w:ascii="David" w:hAnsi="David" w:cs="David" w:hint="cs"/>
-          <w:rtl/>
-        </w:rPr>
-        <w:t xml:space="preserve">ע"פ 746/14 היילו נ' מדינת ישראל, פס' 73 לפסק דינו של השופט מלצר (נבו 31.5.2016).</w:t>
-      </w:r>
-    </w:p>
-  </w:footnote>
-  <w:footnote w:id="14">
-    <w:p>
-      <w:pPr>
-        <w:pStyle w:val="ae"/>
-      </w:pPr>
-      <w:r>
-        <w:rPr>
-          <w:rStyle w:val="af0"/>
-        </w:rPr>
-        <w:footnoteRef/>
-      </w:r>
-      <w:r>
-        <w:t xml:space="preserve"> </w:t>
-      </w:r>
-      <w:r>
-        <w:rPr>
-          <w:rFonts w:ascii="David" w:hAnsi="David" w:cs="David" w:hint="cs"/>
-          <w:rtl/>
-        </w:rPr>
-        <w:t xml:space="preserve">עניין אוחיון, לעיל ה"ש 5, בפס' 67–68.</w:t>
-      </w:r>
-    </w:p>
-  </w:footnote>
-  <w:footnote w:id="15">
-    <w:p>
-      <w:pPr>
-        <w:pStyle w:val="ae"/>
-      </w:pPr>
-      <w:r>
-        <w:rPr>
-          <w:rStyle w:val="af0"/>
-        </w:rPr>
-        <w:footnoteRef/>
-      </w:r>
-      <w:r>
-        <w:t xml:space="preserve"> </w:t>
-      </w:r>
-      <w:r>
-        <w:rPr>
-          <w:rFonts w:ascii="David" w:hAnsi="David" w:cs="David" w:hint="cs"/>
-          <w:rtl/>
-        </w:rPr>
-        <w:t xml:space="preserve">עניין שיף, לעיל ה"ש 8, בעמ' 8.</w:t>
-      </w:r>
-    </w:p>
-  </w:footnote>
-  <w:footnote w:id="16">
-    <w:p>
-      <w:pPr>
-        <w:pStyle w:val="ae"/>
-      </w:pPr>
-      <w:r>
-        <w:rPr>
-          <w:rStyle w:val="af0"/>
-        </w:rPr>
-        <w:footnoteRef/>
-      </w:r>
-      <w:r>
-        <w:t xml:space="preserve"> </w:t>
-      </w:r>
-      <w:r>
-        <w:rPr>
-          <w:rFonts w:ascii="David" w:hAnsi="David" w:cs="David" w:hint="cs"/>
-          <w:rtl/>
-        </w:rPr>
-        <w:t xml:space="preserve">תפ"ח (מחוזי ב"ש) 40015-09-10 מדינת ישראל נ' פלונית, פס' 10 לפסק דינה של סגנית הנשיא ר' יפה-כ"ץ (נבו 30.1.2012) (להלן: עניין פלונית); עניין שיף, לעיל ה"ש 8, בעמ' 12.</w:t>
-      </w:r>
-    </w:p>
-  </w:footnote>
-  <w:footnote w:id="17">
-    <w:p>
-      <w:pPr>
-        <w:pStyle w:val="ae"/>
-      </w:pPr>
-      <w:r>
-        <w:rPr>
-          <w:rStyle w:val="af0"/>
-        </w:rPr>
-        <w:footnoteRef/>
-      </w:r>
-      <w:r>
-        <w:t xml:space="preserve"> </w:t>
-      </w:r>
-      <w:r>
-        <w:rPr>
-          <w:rFonts w:ascii="David" w:hAnsi="David" w:cs="David" w:hint="cs"/>
-          <w:rtl/>
-        </w:rPr>
-        <w:t xml:space="preserve">עניין אוחיון, לעיל ה"ש 5, בפס' 40, 43–44, 46–47.</w:t>
-      </w:r>
-    </w:p>
-  </w:footnote>
-  <w:footnote w:id="18">
-    <w:p>
-      <w:pPr>
-        <w:pStyle w:val="ae"/>
-      </w:pPr>
-      <w:r>
-        <w:rPr>
-          <w:rStyle w:val="af0"/>
-        </w:rPr>
-        <w:footnoteRef/>
-      </w:r>
-      <w:r>
-        <w:t xml:space="preserve"> </w:t>
-      </w:r>
-      <w:r>
-        <w:rPr>
-          <w:rFonts w:ascii="David" w:hAnsi="David" w:cs="David" w:hint="cs"/>
-          <w:rtl/>
-        </w:rPr>
-        <w:t xml:space="preserve">עניין שיף, לעיל ה"ש 8, בעמ' 11–12; עניין פלונית, לעיל ה"ש 17, בפס' 12, ובערעור: ע"פ 2167/12 פלונית נ' מדינת ישראל, פס' י"ד, ט"ז, י"ט לפסק דינו של השופט א' רובינשטיין (נבו 17.3.2013) (הערעור על גובה העונש התקבל).</w:t>
       </w:r>
     </w:p>
   </w:footnote>
